--- a/07_SCI_TUST/Chapter04_數值模擬/Figure/圖規劃.docx
+++ b/07_SCI_TUST/Chapter04_數值模擬/Figure/圖規劃.docx
@@ -7,9 +7,9 @@
         <w:rPr>
           <w:rFonts w:ascii="Times New Roman" w:hAnsi="Times New Roman" w:eastAsia="標楷體"/>
           <w:b/>
-          <w:sz w:val="32"/>
+          <w:sz w:val="30"/>
         </w:rPr>
-        <w:t>數值模擬——Figure 規劃</w:t>
+        <w:t>結果圖規劃</w:t>
       </w:r>
     </w:p>
     <w:p>
@@ -17,9 +17,138 @@
         <w:rPr>
           <w:rFonts w:ascii="Times New Roman" w:hAnsi="Times New Roman" w:eastAsia="標楷體"/>
           <w:b w:val="0"/>
-          <w:sz w:val="24"/>
+          <w:color w:val="C00000"/>
+          <w:sz w:val="23"/>
         </w:rPr>
-        <w:t>Fig 6–12 共 7 張（本章主戰場）。</w:t>
+        <w:t>圖6</w:t>
+      </w:r>
+      <w:r>
+        <w:rPr>
+          <w:rFonts w:ascii="Times New Roman" w:hAnsi="Times New Roman" w:eastAsia="標楷體"/>
+          <w:b w:val="0"/>
+          <w:sz w:val="23"/>
+        </w:rPr>
+        <w:t xml:space="preserve"> τ-p 門檻｜</w:t>
+      </w:r>
+      <w:r>
+        <w:rPr>
+          <w:rFonts w:ascii="Times New Roman" w:hAnsi="Times New Roman" w:eastAsia="標楷體"/>
+          <w:b w:val="0"/>
+          <w:color w:val="C00000"/>
+          <w:sz w:val="23"/>
+        </w:rPr>
+        <w:t>圖7</w:t>
+      </w:r>
+      <w:r>
+        <w:rPr>
+          <w:rFonts w:ascii="Times New Roman" w:hAnsi="Times New Roman" w:eastAsia="標楷體"/>
+          <w:b w:val="0"/>
+          <w:sz w:val="23"/>
+        </w:rPr>
+        <w:t xml:space="preserve"> 活化演化｜</w:t>
+      </w:r>
+      <w:r>
+        <w:rPr>
+          <w:rFonts w:ascii="Times New Roman" w:hAnsi="Times New Roman" w:eastAsia="標楷體"/>
+          <w:b w:val="0"/>
+          <w:color w:val="C00000"/>
+          <w:sz w:val="23"/>
+        </w:rPr>
+        <w:t>圖8</w:t>
+      </w:r>
+      <w:r>
+        <w:rPr>
+          <w:rFonts w:ascii="Times New Roman" w:hAnsi="Times New Roman" w:eastAsia="標楷體"/>
+          <w:b w:val="0"/>
+          <w:sz w:val="23"/>
+        </w:rPr>
+        <w:t xml:space="preserve"> 排水暈｜</w:t>
+      </w:r>
+      <w:r>
+        <w:rPr>
+          <w:rFonts w:ascii="Times New Roman" w:hAnsi="Times New Roman" w:eastAsia="標楷體"/>
+          <w:b w:val="0"/>
+          <w:color w:val="C00000"/>
+          <w:sz w:val="23"/>
+        </w:rPr>
+        <w:t>圖9</w:t>
+      </w:r>
+      <w:r>
+        <w:rPr>
+          <w:rFonts w:ascii="Times New Roman" w:hAnsi="Times New Roman" w:eastAsia="標楷體"/>
+          <w:b w:val="0"/>
+          <w:sz w:val="23"/>
+        </w:rPr>
+        <w:t xml:space="preserve"> 損傷史｜</w:t>
+      </w:r>
+      <w:r>
+        <w:rPr>
+          <w:rFonts w:ascii="Times New Roman" w:hAnsi="Times New Roman" w:eastAsia="標楷體"/>
+          <w:b w:val="0"/>
+          <w:color w:val="C00000"/>
+          <w:sz w:val="23"/>
+        </w:rPr>
+        <w:t>圖10</w:t>
+      </w:r>
+      <w:r>
+        <w:rPr>
+          <w:rFonts w:ascii="Times New Roman" w:hAnsi="Times New Roman" w:eastAsia="標楷體"/>
+          <w:b w:val="0"/>
+          <w:sz w:val="23"/>
+        </w:rPr>
+        <w:t xml:space="preserve"> 外壓＋內力｜</w:t>
+      </w:r>
+      <w:r>
+        <w:rPr>
+          <w:rFonts w:ascii="Times New Roman" w:hAnsi="Times New Roman" w:eastAsia="標楷體"/>
+          <w:b w:val="0"/>
+          <w:color w:val="C00000"/>
+          <w:sz w:val="23"/>
+        </w:rPr>
+        <w:t>圖11</w:t>
+      </w:r>
+      <w:r>
+        <w:rPr>
+          <w:rFonts w:ascii="Times New Roman" w:hAnsi="Times New Roman" w:eastAsia="標楷體"/>
+          <w:b w:val="0"/>
+          <w:sz w:val="23"/>
+        </w:rPr>
+        <w:t xml:space="preserve"> 裂縫分區分類（與圖2 同座標）｜</w:t>
+      </w:r>
+      <w:r>
+        <w:rPr>
+          <w:rFonts w:ascii="Times New Roman" w:hAnsi="Times New Roman" w:eastAsia="標楷體"/>
+          <w:b w:val="0"/>
+          <w:color w:val="C00000"/>
+          <w:sz w:val="23"/>
+        </w:rPr>
+        <w:t>圖12</w:t>
+      </w:r>
+      <w:r>
+        <w:rPr>
+          <w:rFonts w:ascii="Times New Roman" w:hAnsi="Times New Roman" w:eastAsia="標楷體"/>
+          <w:b w:val="0"/>
+          <w:sz w:val="23"/>
+        </w:rPr>
+        <w:t xml:space="preserve"> 三維演化（hero）。本章 7 張=全文主戰場。</w:t>
+      </w:r>
+      <w:r>
+        <w:rPr>
+          <w:rFonts w:ascii="Times New Roman" w:hAnsi="Times New Roman" w:eastAsia="標楷體"/>
+          <w:b w:val="0"/>
+          <w:sz w:val="23"/>
+        </w:rPr>
+        <w:t xml:space="preserve">　</w:t>
+      </w:r>
+      <w:r>
+        <w:rPr>
+          <w:rFonts w:ascii="Times New Roman" w:hAnsi="Times New Roman" w:eastAsia="標楷體"/>
+          <w:b w:val="0"/>
+          <w:color w:val="000000"/>
+          <w:sz w:val="21"/>
+          <w:highlight w:val="yellow"/>
+        </w:rPr>
+        <w:t>【重點：7 張各講一件事，不重工】</w:t>
       </w:r>
     </w:p>
     <w:sectPr>
